--- a/全校选修课/AI工具实战应用_三级目录.docx
+++ b/全校选修课/AI工具实战应用_三级目录.docx
@@ -12,7 +12,7 @@
     </w:p>
     <w:p>
       <w:r>
-        <w:t>课程总学时：32 学时　　适用对象：全校各专业选修学生</w:t>
+        <w:t>适用对象：全校各专业选修学生</w:t>
       </w:r>
     </w:p>
     <w:p>
@@ -28,7 +28,7 @@
         <w:pStyle w:val="Heading2"/>
       </w:pPr>
       <w:r>
-        <w:t>第1章　AI工具全景与选择（2 学时）</w:t>
+        <w:t>第1章　AI工具全景与选择</w:t>
       </w:r>
     </w:p>
     <w:p>
@@ -60,7 +60,7 @@
         <w:pStyle w:val="Heading2"/>
       </w:pPr>
       <w:r>
-        <w:t>第2章　与大模型高效对话（2 学时）</w:t>
+        <w:t>第2章　与大模型高效对话</w:t>
       </w:r>
     </w:p>
     <w:p>
@@ -100,7 +100,7 @@
         <w:pStyle w:val="Heading2"/>
       </w:pPr>
       <w:r>
-        <w:t>第3章　写作与文案（2 学时）</w:t>
+        <w:t>第3章　写作与文案</w:t>
       </w:r>
     </w:p>
     <w:p>
@@ -132,7 +132,7 @@
         <w:pStyle w:val="Heading2"/>
       </w:pPr>
       <w:r>
-        <w:t>第4章　资料整理与阅读（3 学时）</w:t>
+        <w:t>第4章　资料整理与阅读</w:t>
       </w:r>
     </w:p>
     <w:p>
@@ -164,7 +164,7 @@
         <w:pStyle w:val="Heading2"/>
       </w:pPr>
       <w:r>
-        <w:t>第5章　AI辅助学习与科研（3 学时）</w:t>
+        <w:t>第5章　学习与科研</w:t>
       </w:r>
     </w:p>
     <w:p>
@@ -204,7 +204,7 @@
         <w:pStyle w:val="Heading2"/>
       </w:pPr>
       <w:r>
-        <w:t>第6章　表格与数据分析（3 学时）</w:t>
+        <w:t>第6章　表格与数据分析</w:t>
       </w:r>
     </w:p>
     <w:p>
@@ -236,7 +236,7 @@
         <w:pStyle w:val="Heading2"/>
       </w:pPr>
       <w:r>
-        <w:t>第7章　演示与办公插件（3 学时）</w:t>
+        <w:t>第7章　演示与办公插件</w:t>
       </w:r>
     </w:p>
     <w:p>
@@ -276,7 +276,7 @@
         <w:pStyle w:val="Heading2"/>
       </w:pPr>
       <w:r>
-        <w:t>第8章　图像与音视频生成（2 学时）</w:t>
+        <w:t>第8章　图像与音视频生成</w:t>
       </w:r>
     </w:p>
     <w:p>
@@ -308,7 +308,7 @@
         <w:pStyle w:val="Heading2"/>
       </w:pPr>
       <w:r>
-        <w:t>第9章　创意与项目设计（2 学时）</w:t>
+        <w:t>第9章　创意与项目设计</w:t>
       </w:r>
     </w:p>
     <w:p>
@@ -348,7 +348,7 @@
         <w:pStyle w:val="Heading2"/>
       </w:pPr>
       <w:r>
-        <w:t>第10章　智能体的基本使用（2 学时）</w:t>
+        <w:t>第10章　智能体的基本使用</w:t>
       </w:r>
     </w:p>
     <w:p>
@@ -380,7 +380,7 @@
         <w:pStyle w:val="Heading2"/>
       </w:pPr>
       <w:r>
-        <w:t>第11章　流程自动化入门（2 学时）</w:t>
+        <w:t>第11章　流程自动化入门</w:t>
       </w:r>
     </w:p>
     <w:p>
@@ -420,7 +420,7 @@
         <w:pStyle w:val="Heading2"/>
       </w:pPr>
       <w:r>
-        <w:t>第12章　合规与安全（2 学时）</w:t>
+        <w:t>第12章　合规与安全</w:t>
       </w:r>
     </w:p>
     <w:p>
@@ -452,7 +452,7 @@
         <w:pStyle w:val="Heading2"/>
       </w:pPr>
       <w:r>
-        <w:t>第13章　综合项目（4 学时）</w:t>
+        <w:t>第13章　综合项目</w:t>
       </w:r>
     </w:p>
     <w:p>
@@ -477,12 +477,6 @@
       </w:pPr>
       <w:r>
         <w:t>13.3 成果展示、互评与复盘</w:t>
-      </w:r>
-    </w:p>
-    <w:p/>
-    <w:p>
-      <w:r>
-        <w:t>课时分配：模块一 4 学时；模块二 8 学时；模块三 6 学时；模块四 4 学时；模块五 4 学时；模块六 6 学时。</w:t>
       </w:r>
     </w:p>
     <w:sectPr>
